--- a/vbhc-vn/skills/vbhc-vn/tests/fail/r06-doanh-nghiep-dong-dau-noi-nhan.docx
+++ b/vbhc-vn/skills/vbhc-vn/tests/fail/r06-doanh-nghiep-dong-dau-noi-nhan.docx
@@ -1106,33 +1106,6 @@
                 <w:rFonts w:ascii="Times New Roman" w:hAnsi="Times New Roman" w:cs="Times New Roman"/>
               </w:rPr>
               <w:t>;</w:t>
-            </w:r>
-          </w:p>
-          <w:p>
-            <w:pPr>
-              <w:widowControl w:val="0"/>
-              <w:rPr>
-                <w:rFonts w:ascii="Times New Roman" w:hAnsi="Times New Roman" w:cs="Times New Roman"/>
-              </w:rPr>
-            </w:pPr>
-            <w:r>
-              <w:rPr>
-                <w:rFonts w:ascii="Times New Roman" w:hAnsi="Times New Roman" w:cs="Times New Roman"/>
-              </w:rPr>
-              <w:t xml:space="preserve">- </w:t>
-            </w:r>
-            <w:r>
-              <w:rPr>
-                <w:rFonts w:ascii="Times New Roman" w:hAnsi="Times New Roman" w:cs="Times New Roman"/>
-                <w:lang w:val="en-US"/>
-              </w:rPr>
-              <w:t>Ban Giám đốc</w:t>
-            </w:r>
-            <w:r>
-              <w:rPr>
-                <w:rFonts w:ascii="Times New Roman" w:hAnsi="Times New Roman" w:cs="Times New Roman"/>
-              </w:rPr>
-              <w:t xml:space="preserve"> Sở;</w:t>
             </w:r>
           </w:p>
           <w:p>
